--- a/Version tracker.docx
+++ b/Version tracker.docx
@@ -204,7 +204,15 @@
         </w:numPr>
       </w:pPr>
       <w:r>
-        <w:t>Interchangeable disabled in inspector for each map button. Added reference to this button in MenuManager script so it is not set to interchangeable until after connected to master</w:t>
+        <w:t xml:space="preserve">Interchangeable disabled in inspector for each map button. Added reference to this button in </w:t>
+      </w:r>
+      <w:proofErr w:type="spellStart"/>
+      <w:r>
+        <w:t>MenuManager</w:t>
+      </w:r>
+      <w:proofErr w:type="spellEnd"/>
+      <w:r>
+        <w:t xml:space="preserve"> script so it is not set to interchangeable until after connected to master</w:t>
       </w:r>
     </w:p>
     <w:p>
@@ -266,7 +274,15 @@
         </w:numPr>
       </w:pPr>
       <w:r>
-        <w:t xml:space="preserve">Updated CSV import to allow commas in answers if there is quotes. </w:t>
+        <w:t xml:space="preserve">Updated CSV import to allow commas in answers if there </w:t>
+      </w:r>
+      <w:proofErr w:type="gramStart"/>
+      <w:r>
+        <w:t>is</w:t>
+      </w:r>
+      <w:proofErr w:type="gramEnd"/>
+      <w:r>
+        <w:t xml:space="preserve"> quotes. </w:t>
       </w:r>
     </w:p>
     <w:p>
@@ -389,8 +405,15 @@
         <w:t xml:space="preserve">added </w:t>
       </w:r>
       <w:r>
-        <w:t>code so players cant</w:t>
-      </w:r>
+        <w:t xml:space="preserve">code so players </w:t>
+      </w:r>
+      <w:proofErr w:type="spellStart"/>
+      <w:proofErr w:type="gramStart"/>
+      <w:r>
+        <w:t>cant</w:t>
+      </w:r>
+      <w:proofErr w:type="spellEnd"/>
+      <w:proofErr w:type="gramEnd"/>
       <w:r>
         <w:t xml:space="preserve"> shoot themselves (attempt to fix random death bug)</w:t>
       </w:r>
@@ -484,8 +507,13 @@
           <w:numId w:val="7"/>
         </w:numPr>
       </w:pPr>
-      <w:r>
-        <w:t>Killfeed now shows overtop of trivia screen</w:t>
+      <w:proofErr w:type="spellStart"/>
+      <w:r>
+        <w:t>Killfeed</w:t>
+      </w:r>
+      <w:proofErr w:type="spellEnd"/>
+      <w:r>
+        <w:t xml:space="preserve"> now shows overtop of trivia screen</w:t>
       </w:r>
     </w:p>
     <w:p>
@@ -511,8 +539,13 @@
       <w:r>
         <w:t xml:space="preserve">Added </w:t>
       </w:r>
-      <w:r>
-        <w:t>NotoSerifCJKsc-Regular SDF</w:t>
+      <w:proofErr w:type="spellStart"/>
+      <w:r>
+        <w:t>NotoSerifCJKsc</w:t>
+      </w:r>
+      <w:proofErr w:type="spellEnd"/>
+      <w:r>
+        <w:t>-Regular SDF</w:t>
       </w:r>
       <w:r>
         <w:t xml:space="preserve"> font to question box so Chinese characters appear</w:t>
@@ -521,11 +554,23 @@
     <w:p>
       <w:pPr>
         <w:pStyle w:val="ListParagraph"/>
-      </w:pPr>
-    </w:p>
-    <w:p>
-      <w:r>
-        <w:t>v0.70</w:t>
+        <w:rPr>
+          <w:rFonts w:hint="eastAsia"/>
+        </w:rPr>
+      </w:pPr>
+    </w:p>
+    <w:p>
+      <w:r>
+        <w:t>v0.7</w:t>
+      </w:r>
+      <w:r>
+        <w:t>.</w:t>
+      </w:r>
+      <w:r>
+        <w:t>0</w:t>
+      </w:r>
+      <w:r>
+        <w:t xml:space="preserve"> (10/16/2025)</w:t>
       </w:r>
     </w:p>
     <w:p>
@@ -537,7 +582,15 @@
         </w:numPr>
       </w:pPr>
       <w:r>
-        <w:t>LAN functionality introduced (Netcode for Game Objects)</w:t>
+        <w:t>LAN functionality introduced (</w:t>
+      </w:r>
+      <w:proofErr w:type="spellStart"/>
+      <w:r>
+        <w:t>Netcode</w:t>
+      </w:r>
+      <w:proofErr w:type="spellEnd"/>
+      <w:r>
+        <w:t xml:space="preserve"> for Game Objects)</w:t>
       </w:r>
       <w:r>
         <w:t>. Many bugs to still work out</w:t>
@@ -553,6 +606,44 @@
       </w:pPr>
       <w:r>
         <w:t>Rainbow Road and Mirage maps added</w:t>
+      </w:r>
+    </w:p>
+    <w:p>
+      <w:r>
+        <w:t>V0.7.1</w:t>
+      </w:r>
+      <w:r>
+        <w:t xml:space="preserve"> (10/20/2025)</w:t>
+      </w:r>
+    </w:p>
+    <w:p>
+      <w:pPr>
+        <w:pStyle w:val="ListParagraph"/>
+        <w:numPr>
+          <w:ilvl w:val="0"/>
+          <w:numId w:val="8"/>
+        </w:numPr>
+      </w:pPr>
+      <w:r>
+        <w:t xml:space="preserve">3 </w:t>
+      </w:r>
+      <w:r>
+        <w:t>correct answers now required</w:t>
+      </w:r>
+      <w:r>
+        <w:t xml:space="preserve"> before first spawn</w:t>
+      </w:r>
+    </w:p>
+    <w:p>
+      <w:pPr>
+        <w:pStyle w:val="ListParagraph"/>
+        <w:numPr>
+          <w:ilvl w:val="0"/>
+          <w:numId w:val="8"/>
+        </w:numPr>
+      </w:pPr>
+      <w:r>
+        <w:t>Bug fix on unused questions not fully cycling</w:t>
       </w:r>
     </w:p>
     <w:p>
@@ -1135,6 +1226,119 @@
     </w:lvl>
   </w:abstractNum>
   <w:abstractNum w:abstractNumId="5" w15:restartNumberingAfterBreak="0">
+    <w:nsid w:val="5AC03C1A"/>
+    <w:multiLevelType w:val="hybridMultilevel"/>
+    <w:tmpl w:val="C876EAAC"/>
+    <w:lvl w:ilvl="0" w:tplc="04090001">
+      <w:start w:val="1"/>
+      <w:numFmt w:val="bullet"/>
+      <w:lvlText w:val=""/>
+      <w:lvlJc w:val="left"/>
+      <w:pPr>
+        <w:ind w:left="720" w:hanging="360"/>
+      </w:pPr>
+      <w:rPr>
+        <w:rFonts w:ascii="Symbol" w:hAnsi="Symbol" w:hint="default"/>
+      </w:rPr>
+    </w:lvl>
+    <w:lvl w:ilvl="1" w:tplc="04090003" w:tentative="1">
+      <w:start w:val="1"/>
+      <w:numFmt w:val="bullet"/>
+      <w:lvlText w:val="o"/>
+      <w:lvlJc w:val="left"/>
+      <w:pPr>
+        <w:ind w:left="1440" w:hanging="360"/>
+      </w:pPr>
+      <w:rPr>
+        <w:rFonts w:ascii="Courier New" w:hAnsi="Courier New" w:cs="Courier New" w:hint="default"/>
+      </w:rPr>
+    </w:lvl>
+    <w:lvl w:ilvl="2" w:tplc="04090005" w:tentative="1">
+      <w:start w:val="1"/>
+      <w:numFmt w:val="bullet"/>
+      <w:lvlText w:val=""/>
+      <w:lvlJc w:val="left"/>
+      <w:pPr>
+        <w:ind w:left="2160" w:hanging="360"/>
+      </w:pPr>
+      <w:rPr>
+        <w:rFonts w:ascii="Wingdings" w:hAnsi="Wingdings" w:hint="default"/>
+      </w:rPr>
+    </w:lvl>
+    <w:lvl w:ilvl="3" w:tplc="04090001" w:tentative="1">
+      <w:start w:val="1"/>
+      <w:numFmt w:val="bullet"/>
+      <w:lvlText w:val=""/>
+      <w:lvlJc w:val="left"/>
+      <w:pPr>
+        <w:ind w:left="2880" w:hanging="360"/>
+      </w:pPr>
+      <w:rPr>
+        <w:rFonts w:ascii="Symbol" w:hAnsi="Symbol" w:hint="default"/>
+      </w:rPr>
+    </w:lvl>
+    <w:lvl w:ilvl="4" w:tplc="04090003" w:tentative="1">
+      <w:start w:val="1"/>
+      <w:numFmt w:val="bullet"/>
+      <w:lvlText w:val="o"/>
+      <w:lvlJc w:val="left"/>
+      <w:pPr>
+        <w:ind w:left="3600" w:hanging="360"/>
+      </w:pPr>
+      <w:rPr>
+        <w:rFonts w:ascii="Courier New" w:hAnsi="Courier New" w:cs="Courier New" w:hint="default"/>
+      </w:rPr>
+    </w:lvl>
+    <w:lvl w:ilvl="5" w:tplc="04090005" w:tentative="1">
+      <w:start w:val="1"/>
+      <w:numFmt w:val="bullet"/>
+      <w:lvlText w:val=""/>
+      <w:lvlJc w:val="left"/>
+      <w:pPr>
+        <w:ind w:left="4320" w:hanging="360"/>
+      </w:pPr>
+      <w:rPr>
+        <w:rFonts w:ascii="Wingdings" w:hAnsi="Wingdings" w:hint="default"/>
+      </w:rPr>
+    </w:lvl>
+    <w:lvl w:ilvl="6" w:tplc="04090001" w:tentative="1">
+      <w:start w:val="1"/>
+      <w:numFmt w:val="bullet"/>
+      <w:lvlText w:val=""/>
+      <w:lvlJc w:val="left"/>
+      <w:pPr>
+        <w:ind w:left="5040" w:hanging="360"/>
+      </w:pPr>
+      <w:rPr>
+        <w:rFonts w:ascii="Symbol" w:hAnsi="Symbol" w:hint="default"/>
+      </w:rPr>
+    </w:lvl>
+    <w:lvl w:ilvl="7" w:tplc="04090003" w:tentative="1">
+      <w:start w:val="1"/>
+      <w:numFmt w:val="bullet"/>
+      <w:lvlText w:val="o"/>
+      <w:lvlJc w:val="left"/>
+      <w:pPr>
+        <w:ind w:left="5760" w:hanging="360"/>
+      </w:pPr>
+      <w:rPr>
+        <w:rFonts w:ascii="Courier New" w:hAnsi="Courier New" w:cs="Courier New" w:hint="default"/>
+      </w:rPr>
+    </w:lvl>
+    <w:lvl w:ilvl="8" w:tplc="04090005" w:tentative="1">
+      <w:start w:val="1"/>
+      <w:numFmt w:val="bullet"/>
+      <w:lvlText w:val=""/>
+      <w:lvlJc w:val="left"/>
+      <w:pPr>
+        <w:ind w:left="6480" w:hanging="360"/>
+      </w:pPr>
+      <w:rPr>
+        <w:rFonts w:ascii="Wingdings" w:hAnsi="Wingdings" w:hint="default"/>
+      </w:rPr>
+    </w:lvl>
+  </w:abstractNum>
+  <w:abstractNum w:abstractNumId="6" w15:restartNumberingAfterBreak="0">
     <w:nsid w:val="7B5C4045"/>
     <w:multiLevelType w:val="hybridMultilevel"/>
     <w:tmpl w:val="B69E6BF8"/>
@@ -1246,7 +1450,7 @@
       </w:rPr>
     </w:lvl>
   </w:abstractNum>
-  <w:abstractNum w:abstractNumId="6" w15:restartNumberingAfterBreak="0">
+  <w:abstractNum w:abstractNumId="7" w15:restartNumberingAfterBreak="0">
     <w:nsid w:val="7D3D51C6"/>
     <w:multiLevelType w:val="hybridMultilevel"/>
     <w:tmpl w:val="A2FE68DE"/>
@@ -1359,13 +1563,13 @@
     </w:lvl>
   </w:abstractNum>
   <w:num w:numId="1" w16cid:durableId="1607077232">
-    <w:abstractNumId w:val="5"/>
+    <w:abstractNumId w:val="6"/>
   </w:num>
   <w:num w:numId="2" w16cid:durableId="771319285">
     <w:abstractNumId w:val="2"/>
   </w:num>
   <w:num w:numId="3" w16cid:durableId="464084150">
-    <w:abstractNumId w:val="6"/>
+    <w:abstractNumId w:val="7"/>
   </w:num>
   <w:num w:numId="4" w16cid:durableId="1108158925">
     <w:abstractNumId w:val="4"/>
@@ -1378,6 +1582,9 @@
   </w:num>
   <w:num w:numId="7" w16cid:durableId="1543783510">
     <w:abstractNumId w:val="3"/>
+  </w:num>
+  <w:num w:numId="8" w16cid:durableId="1201743222">
+    <w:abstractNumId w:val="5"/>
   </w:num>
 </w:numbering>
 </file>

--- a/Version tracker.docx
+++ b/Version tracker.docx
@@ -274,15 +274,7 @@
         </w:numPr>
       </w:pPr>
       <w:r>
-        <w:t xml:space="preserve">Updated CSV import to allow commas in answers if there </w:t>
-      </w:r>
-      <w:proofErr w:type="gramStart"/>
-      <w:r>
-        <w:t>is</w:t>
-      </w:r>
-      <w:proofErr w:type="gramEnd"/>
-      <w:r>
-        <w:t xml:space="preserve"> quotes. </w:t>
+        <w:t xml:space="preserve">Updated CSV import to allow commas in answers if there is quotes. </w:t>
       </w:r>
     </w:p>
     <w:p>
@@ -408,12 +400,10 @@
         <w:t xml:space="preserve">code so players </w:t>
       </w:r>
       <w:proofErr w:type="spellStart"/>
-      <w:proofErr w:type="gramStart"/>
       <w:r>
         <w:t>cant</w:t>
       </w:r>
       <w:proofErr w:type="spellEnd"/>
-      <w:proofErr w:type="gramEnd"/>
       <w:r>
         <w:t xml:space="preserve"> shoot themselves (attempt to fix random death bug)</w:t>
       </w:r>
@@ -554,9 +544,6 @@
     <w:p>
       <w:pPr>
         <w:pStyle w:val="ListParagraph"/>
-        <w:rPr>
-          <w:rFonts w:hint="eastAsia"/>
-        </w:rPr>
       </w:pPr>
     </w:p>
     <w:p>
@@ -644,6 +631,59 @@
       </w:pPr>
       <w:r>
         <w:t>Bug fix on unused questions not fully cycling</w:t>
+      </w:r>
+    </w:p>
+    <w:p>
+      <w:r>
+        <w:t>V0.7.</w:t>
+      </w:r>
+      <w:r>
+        <w:t>2</w:t>
+      </w:r>
+      <w:r>
+        <w:t xml:space="preserve"> (11.3.2025)</w:t>
+      </w:r>
+    </w:p>
+    <w:p>
+      <w:pPr>
+        <w:pStyle w:val="ListParagraph"/>
+        <w:numPr>
+          <w:ilvl w:val="0"/>
+          <w:numId w:val="9"/>
+        </w:numPr>
+      </w:pPr>
+      <w:r>
+        <w:t>Thrown grenade and potato launcher working on LAN</w:t>
+      </w:r>
+    </w:p>
+    <w:p>
+      <w:pPr>
+        <w:pStyle w:val="ListParagraph"/>
+        <w:numPr>
+          <w:ilvl w:val="0"/>
+          <w:numId w:val="9"/>
+        </w:numPr>
+      </w:pPr>
+      <w:r>
+        <w:t>Spawn points fixed in Mirage</w:t>
+      </w:r>
+    </w:p>
+    <w:p>
+      <w:pPr>
+        <w:pStyle w:val="ListParagraph"/>
+        <w:numPr>
+          <w:ilvl w:val="0"/>
+          <w:numId w:val="9"/>
+        </w:numPr>
+      </w:pPr>
+      <w:r>
+        <w:t>Leaderboa</w:t>
+      </w:r>
+      <w:r>
+        <w:t>r</w:t>
+      </w:r>
+      <w:r>
+        <w:t>d for LAN games added</w:t>
       </w:r>
     </w:p>
     <w:p>
@@ -664,6 +704,119 @@
 <file path=word/numbering.xml><?xml version="1.0" encoding="utf-8"?>
 <w:numbering xmlns:wpc="http://schemas.microsoft.com/office/word/2010/wordprocessingCanvas" xmlns:cx="http://schemas.microsoft.com/office/drawing/2014/chartex" xmlns:cx1="http://schemas.microsoft.com/office/drawing/2015/9/8/chartex" xmlns:cx2="http://schemas.microsoft.com/office/drawing/2015/10/21/chartex" xmlns:cx3="http://schemas.microsoft.com/office/drawing/2016/5/9/chartex" xmlns:cx4="http://schemas.microsoft.com/office/drawing/2016/5/10/chartex" xmlns:cx5="http://schemas.microsoft.com/office/drawing/2016/5/11/chartex" xmlns:cx6="http://schemas.microsoft.com/office/drawing/2016/5/12/chartex" xmlns:cx7="http://schemas.microsoft.com/office/drawing/2016/5/13/chartex" xmlns:cx8="http://schemas.microsoft.com/office/drawing/2016/5/14/chartex" xmlns:mc="http://schemas.openxmlformats.org/markup-compatibility/2006" xmlns:aink="http://schemas.microsoft.com/office/drawing/2016/ink" xmlns:am3d="http://schemas.microsoft.com/office/drawing/2017/model3d" xmlns:o="urn:schemas-microsoft-com:office:office" xmlns:oel="http://schemas.microsoft.com/office/2019/extlst" xmlns:r="http://schemas.openxmlformats.org/officeDocument/2006/relationships" xmlns:m="http://schemas.openxmlformats.org/officeDocument/2006/math" xmlns:v="urn:schemas-microsoft-com:vml" xmlns:wp14="http://schemas.microsoft.com/office/word/2010/wordprocessingDrawing" xmlns:wp="http://schemas.openxmlformats.org/drawingml/2006/wordprocessingDrawing" xmlns:w10="urn:schemas-microsoft-com:office:word" xmlns:w="http://schemas.openxmlformats.org/wordprocessingml/2006/main" xmlns:w14="http://schemas.microsoft.com/office/word/2010/wordml" xmlns:w15="http://schemas.microsoft.com/office/word/2012/wordml" xmlns:w16cex="http://schemas.microsoft.com/office/word/2018/wordml/cex" xmlns:w16cid="http://schemas.microsoft.com/office/word/2016/wordml/cid" xmlns:w16="http://schemas.microsoft.com/office/word/2018/wordml" xmlns:w16du="http://schemas.microsoft.com/office/word/2023/wordml/word16du" xmlns:w16sdtdh="http://schemas.microsoft.com/office/word/2020/wordml/sdtdatahash" xmlns:w16sdtfl="http://schemas.microsoft.com/office/word/2024/wordml/sdtformatlock" xmlns:w16se="http://schemas.microsoft.com/office/word/2015/wordml/symex" xmlns:wpg="http://schemas.microsoft.com/office/word/2010/wordprocessingGroup" xmlns:wpi="http://schemas.microsoft.com/office/word/2010/wordprocessingInk" xmlns:wne="http://schemas.microsoft.com/office/word/2006/wordml" xmlns:wps="http://schemas.microsoft.com/office/word/2010/wordprocessingShape" mc:Ignorable="w14 w15 w16se w16cid w16 w16cex w16sdtdh w16sdtfl w16du wp14">
   <w:abstractNum w:abstractNumId="0" w15:restartNumberingAfterBreak="0">
+    <w:nsid w:val="07F20037"/>
+    <w:multiLevelType w:val="hybridMultilevel"/>
+    <w:tmpl w:val="BA247CB6"/>
+    <w:lvl w:ilvl="0" w:tplc="04090001">
+      <w:start w:val="1"/>
+      <w:numFmt w:val="bullet"/>
+      <w:lvlText w:val=""/>
+      <w:lvlJc w:val="left"/>
+      <w:pPr>
+        <w:ind w:left="720" w:hanging="360"/>
+      </w:pPr>
+      <w:rPr>
+        <w:rFonts w:ascii="Symbol" w:hAnsi="Symbol" w:hint="default"/>
+      </w:rPr>
+    </w:lvl>
+    <w:lvl w:ilvl="1" w:tplc="04090003" w:tentative="1">
+      <w:start w:val="1"/>
+      <w:numFmt w:val="bullet"/>
+      <w:lvlText w:val="o"/>
+      <w:lvlJc w:val="left"/>
+      <w:pPr>
+        <w:ind w:left="1440" w:hanging="360"/>
+      </w:pPr>
+      <w:rPr>
+        <w:rFonts w:ascii="Courier New" w:hAnsi="Courier New" w:cs="Courier New" w:hint="default"/>
+      </w:rPr>
+    </w:lvl>
+    <w:lvl w:ilvl="2" w:tplc="04090005" w:tentative="1">
+      <w:start w:val="1"/>
+      <w:numFmt w:val="bullet"/>
+      <w:lvlText w:val=""/>
+      <w:lvlJc w:val="left"/>
+      <w:pPr>
+        <w:ind w:left="2160" w:hanging="360"/>
+      </w:pPr>
+      <w:rPr>
+        <w:rFonts w:ascii="Wingdings" w:hAnsi="Wingdings" w:hint="default"/>
+      </w:rPr>
+    </w:lvl>
+    <w:lvl w:ilvl="3" w:tplc="04090001" w:tentative="1">
+      <w:start w:val="1"/>
+      <w:numFmt w:val="bullet"/>
+      <w:lvlText w:val=""/>
+      <w:lvlJc w:val="left"/>
+      <w:pPr>
+        <w:ind w:left="2880" w:hanging="360"/>
+      </w:pPr>
+      <w:rPr>
+        <w:rFonts w:ascii="Symbol" w:hAnsi="Symbol" w:hint="default"/>
+      </w:rPr>
+    </w:lvl>
+    <w:lvl w:ilvl="4" w:tplc="04090003" w:tentative="1">
+      <w:start w:val="1"/>
+      <w:numFmt w:val="bullet"/>
+      <w:lvlText w:val="o"/>
+      <w:lvlJc w:val="left"/>
+      <w:pPr>
+        <w:ind w:left="3600" w:hanging="360"/>
+      </w:pPr>
+      <w:rPr>
+        <w:rFonts w:ascii="Courier New" w:hAnsi="Courier New" w:cs="Courier New" w:hint="default"/>
+      </w:rPr>
+    </w:lvl>
+    <w:lvl w:ilvl="5" w:tplc="04090005" w:tentative="1">
+      <w:start w:val="1"/>
+      <w:numFmt w:val="bullet"/>
+      <w:lvlText w:val=""/>
+      <w:lvlJc w:val="left"/>
+      <w:pPr>
+        <w:ind w:left="4320" w:hanging="360"/>
+      </w:pPr>
+      <w:rPr>
+        <w:rFonts w:ascii="Wingdings" w:hAnsi="Wingdings" w:hint="default"/>
+      </w:rPr>
+    </w:lvl>
+    <w:lvl w:ilvl="6" w:tplc="04090001" w:tentative="1">
+      <w:start w:val="1"/>
+      <w:numFmt w:val="bullet"/>
+      <w:lvlText w:val=""/>
+      <w:lvlJc w:val="left"/>
+      <w:pPr>
+        <w:ind w:left="5040" w:hanging="360"/>
+      </w:pPr>
+      <w:rPr>
+        <w:rFonts w:ascii="Symbol" w:hAnsi="Symbol" w:hint="default"/>
+      </w:rPr>
+    </w:lvl>
+    <w:lvl w:ilvl="7" w:tplc="04090003" w:tentative="1">
+      <w:start w:val="1"/>
+      <w:numFmt w:val="bullet"/>
+      <w:lvlText w:val="o"/>
+      <w:lvlJc w:val="left"/>
+      <w:pPr>
+        <w:ind w:left="5760" w:hanging="360"/>
+      </w:pPr>
+      <w:rPr>
+        <w:rFonts w:ascii="Courier New" w:hAnsi="Courier New" w:cs="Courier New" w:hint="default"/>
+      </w:rPr>
+    </w:lvl>
+    <w:lvl w:ilvl="8" w:tplc="04090005" w:tentative="1">
+      <w:start w:val="1"/>
+      <w:numFmt w:val="bullet"/>
+      <w:lvlText w:val=""/>
+      <w:lvlJc w:val="left"/>
+      <w:pPr>
+        <w:ind w:left="6480" w:hanging="360"/>
+      </w:pPr>
+      <w:rPr>
+        <w:rFonts w:ascii="Wingdings" w:hAnsi="Wingdings" w:hint="default"/>
+      </w:rPr>
+    </w:lvl>
+  </w:abstractNum>
+  <w:abstractNum w:abstractNumId="1" w15:restartNumberingAfterBreak="0">
     <w:nsid w:val="3447357C"/>
     <w:multiLevelType w:val="hybridMultilevel"/>
     <w:tmpl w:val="2F9E2A04"/>
@@ -776,7 +929,7 @@
       </w:rPr>
     </w:lvl>
   </w:abstractNum>
-  <w:abstractNum w:abstractNumId="1" w15:restartNumberingAfterBreak="0">
+  <w:abstractNum w:abstractNumId="2" w15:restartNumberingAfterBreak="0">
     <w:nsid w:val="3F3E76D7"/>
     <w:multiLevelType w:val="hybridMultilevel"/>
     <w:tmpl w:val="B992CF6C"/>
@@ -888,7 +1041,7 @@
       </w:rPr>
     </w:lvl>
   </w:abstractNum>
-  <w:abstractNum w:abstractNumId="2" w15:restartNumberingAfterBreak="0">
+  <w:abstractNum w:abstractNumId="3" w15:restartNumberingAfterBreak="0">
     <w:nsid w:val="470A01BC"/>
     <w:multiLevelType w:val="hybridMultilevel"/>
     <w:tmpl w:val="528ADFA2"/>
@@ -1000,7 +1153,7 @@
       </w:rPr>
     </w:lvl>
   </w:abstractNum>
-  <w:abstractNum w:abstractNumId="3" w15:restartNumberingAfterBreak="0">
+  <w:abstractNum w:abstractNumId="4" w15:restartNumberingAfterBreak="0">
     <w:nsid w:val="5A4E1A72"/>
     <w:multiLevelType w:val="hybridMultilevel"/>
     <w:tmpl w:val="96469962"/>
@@ -1113,7 +1266,7 @@
       </w:rPr>
     </w:lvl>
   </w:abstractNum>
-  <w:abstractNum w:abstractNumId="4" w15:restartNumberingAfterBreak="0">
+  <w:abstractNum w:abstractNumId="5" w15:restartNumberingAfterBreak="0">
     <w:nsid w:val="5AA70F72"/>
     <w:multiLevelType w:val="hybridMultilevel"/>
     <w:tmpl w:val="7924FACC"/>
@@ -1225,7 +1378,7 @@
       </w:rPr>
     </w:lvl>
   </w:abstractNum>
-  <w:abstractNum w:abstractNumId="5" w15:restartNumberingAfterBreak="0">
+  <w:abstractNum w:abstractNumId="6" w15:restartNumberingAfterBreak="0">
     <w:nsid w:val="5AC03C1A"/>
     <w:multiLevelType w:val="hybridMultilevel"/>
     <w:tmpl w:val="C876EAAC"/>
@@ -1338,7 +1491,7 @@
       </w:rPr>
     </w:lvl>
   </w:abstractNum>
-  <w:abstractNum w:abstractNumId="6" w15:restartNumberingAfterBreak="0">
+  <w:abstractNum w:abstractNumId="7" w15:restartNumberingAfterBreak="0">
     <w:nsid w:val="7B5C4045"/>
     <w:multiLevelType w:val="hybridMultilevel"/>
     <w:tmpl w:val="B69E6BF8"/>
@@ -1450,7 +1603,7 @@
       </w:rPr>
     </w:lvl>
   </w:abstractNum>
-  <w:abstractNum w:abstractNumId="7" w15:restartNumberingAfterBreak="0">
+  <w:abstractNum w:abstractNumId="8" w15:restartNumberingAfterBreak="0">
     <w:nsid w:val="7D3D51C6"/>
     <w:multiLevelType w:val="hybridMultilevel"/>
     <w:tmpl w:val="A2FE68DE"/>
@@ -1563,28 +1716,31 @@
     </w:lvl>
   </w:abstractNum>
   <w:num w:numId="1" w16cid:durableId="1607077232">
+    <w:abstractNumId w:val="7"/>
+  </w:num>
+  <w:num w:numId="2" w16cid:durableId="771319285">
+    <w:abstractNumId w:val="3"/>
+  </w:num>
+  <w:num w:numId="3" w16cid:durableId="464084150">
+    <w:abstractNumId w:val="8"/>
+  </w:num>
+  <w:num w:numId="4" w16cid:durableId="1108158925">
+    <w:abstractNumId w:val="5"/>
+  </w:num>
+  <w:num w:numId="5" w16cid:durableId="58792519">
+    <w:abstractNumId w:val="2"/>
+  </w:num>
+  <w:num w:numId="6" w16cid:durableId="2027976232">
+    <w:abstractNumId w:val="1"/>
+  </w:num>
+  <w:num w:numId="7" w16cid:durableId="1543783510">
+    <w:abstractNumId w:val="4"/>
+  </w:num>
+  <w:num w:numId="8" w16cid:durableId="1201743222">
     <w:abstractNumId w:val="6"/>
   </w:num>
-  <w:num w:numId="2" w16cid:durableId="771319285">
-    <w:abstractNumId w:val="2"/>
-  </w:num>
-  <w:num w:numId="3" w16cid:durableId="464084150">
-    <w:abstractNumId w:val="7"/>
-  </w:num>
-  <w:num w:numId="4" w16cid:durableId="1108158925">
-    <w:abstractNumId w:val="4"/>
-  </w:num>
-  <w:num w:numId="5" w16cid:durableId="58792519">
-    <w:abstractNumId w:val="1"/>
-  </w:num>
-  <w:num w:numId="6" w16cid:durableId="2027976232">
+  <w:num w:numId="9" w16cid:durableId="1229339544">
     <w:abstractNumId w:val="0"/>
-  </w:num>
-  <w:num w:numId="7" w16cid:durableId="1543783510">
-    <w:abstractNumId w:val="3"/>
-  </w:num>
-  <w:num w:numId="8" w16cid:durableId="1201743222">
-    <w:abstractNumId w:val="5"/>
   </w:num>
 </w:numbering>
 </file>

--- a/Version tracker.docx
+++ b/Version tracker.docx
@@ -274,7 +274,15 @@
         </w:numPr>
       </w:pPr>
       <w:r>
-        <w:t xml:space="preserve">Updated CSV import to allow commas in answers if there is quotes. </w:t>
+        <w:t xml:space="preserve">Updated CSV import to allow commas in answers if there </w:t>
+      </w:r>
+      <w:proofErr w:type="gramStart"/>
+      <w:r>
+        <w:t>is</w:t>
+      </w:r>
+      <w:proofErr w:type="gramEnd"/>
+      <w:r>
+        <w:t xml:space="preserve"> quotes. </w:t>
       </w:r>
     </w:p>
     <w:p>
@@ -400,10 +408,12 @@
         <w:t xml:space="preserve">code so players </w:t>
       </w:r>
       <w:proofErr w:type="spellStart"/>
+      <w:proofErr w:type="gramStart"/>
       <w:r>
         <w:t>cant</w:t>
       </w:r>
       <w:proofErr w:type="spellEnd"/>
+      <w:proofErr w:type="gramEnd"/>
       <w:r>
         <w:t xml:space="preserve"> shoot themselves (attempt to fix random death bug)</w:t>
       </w:r>
@@ -559,6 +569,9 @@
       <w:r>
         <w:t xml:space="preserve"> (10/16/2025)</w:t>
       </w:r>
+      <w:r>
+        <w:t xml:space="preserve"> LAN</w:t>
+      </w:r>
     </w:p>
     <w:p>
       <w:pPr>
@@ -684,6 +697,30 @@
       </w:r>
       <w:r>
         <w:t>d for LAN games added</w:t>
+      </w:r>
+    </w:p>
+    <w:p>
+      <w:pPr>
+        <w:pStyle w:val="ListParagraph"/>
+        <w:numPr>
+          <w:ilvl w:val="0"/>
+          <w:numId w:val="9"/>
+        </w:numPr>
+      </w:pPr>
+      <w:r>
+        <w:t>Hats in LAN game fixed, local player cannot see their own hat now</w:t>
+      </w:r>
+    </w:p>
+    <w:p>
+      <w:pPr>
+        <w:pStyle w:val="ListParagraph"/>
+        <w:numPr>
+          <w:ilvl w:val="0"/>
+          <w:numId w:val="9"/>
+        </w:numPr>
+      </w:pPr>
+      <w:r>
+        <w:t>Added auto disconnect to all clients when Host leaves</w:t>
       </w:r>
     </w:p>
     <w:p>

--- a/Version tracker.docx
+++ b/Version tracker.docx
@@ -721,6 +721,137 @@
       </w:pPr>
       <w:r>
         <w:t>Added auto disconnect to all clients when Host leaves</w:t>
+      </w:r>
+    </w:p>
+    <w:p>
+      <w:pPr>
+        <w:ind w:left="360"/>
+      </w:pPr>
+      <w:r>
+        <w:t>V0.7.3 (12/1</w:t>
+      </w:r>
+      <w:r>
+        <w:t>1</w:t>
+      </w:r>
+      <w:r>
+        <w:t>/25)</w:t>
+      </w:r>
+    </w:p>
+    <w:p>
+      <w:pPr>
+        <w:pStyle w:val="ListParagraph"/>
+        <w:numPr>
+          <w:ilvl w:val="0"/>
+          <w:numId w:val="10"/>
+        </w:numPr>
+      </w:pPr>
+      <w:r>
+        <w:t>Shotgun (banana) bullet power increased</w:t>
+      </w:r>
+    </w:p>
+    <w:p>
+      <w:pPr>
+        <w:pStyle w:val="ListParagraph"/>
+        <w:numPr>
+          <w:ilvl w:val="0"/>
+          <w:numId w:val="10"/>
+        </w:numPr>
+      </w:pPr>
+      <w:r>
+        <w:t>Paper city map added</w:t>
+      </w:r>
+    </w:p>
+    <w:p>
+      <w:pPr>
+        <w:pStyle w:val="ListParagraph"/>
+        <w:numPr>
+          <w:ilvl w:val="0"/>
+          <w:numId w:val="10"/>
+        </w:numPr>
+      </w:pPr>
+      <w:r>
+        <w:t>Poop Claymore added</w:t>
+      </w:r>
+    </w:p>
+    <w:p>
+      <w:pPr>
+        <w:pStyle w:val="ListParagraph"/>
+        <w:numPr>
+          <w:ilvl w:val="0"/>
+          <w:numId w:val="10"/>
+        </w:numPr>
+      </w:pPr>
+      <w:r>
+        <w:t>Removed Desert Storm Map</w:t>
+      </w:r>
+    </w:p>
+    <w:p>
+      <w:r>
+        <w:t>V0.7.4</w:t>
+      </w:r>
+    </w:p>
+    <w:p>
+      <w:pPr>
+        <w:pStyle w:val="ListParagraph"/>
+        <w:numPr>
+          <w:ilvl w:val="0"/>
+          <w:numId w:val="11"/>
+        </w:numPr>
+      </w:pPr>
+      <w:r>
+        <w:t>Removed several weapons in an attempt to increase TTK.</w:t>
+      </w:r>
+    </w:p>
+    <w:p>
+      <w:pPr>
+        <w:pStyle w:val="ListParagraph"/>
+        <w:numPr>
+          <w:ilvl w:val="0"/>
+          <w:numId w:val="11"/>
+        </w:numPr>
+      </w:pPr>
+      <w:r>
+        <w:t xml:space="preserve">Water gun hit is 20 health, </w:t>
+      </w:r>
+      <w:r>
+        <w:t xml:space="preserve">down </w:t>
+      </w:r>
+      <w:r>
+        <w:t>from 25</w:t>
+      </w:r>
+    </w:p>
+    <w:p>
+      <w:pPr>
+        <w:pStyle w:val="ListParagraph"/>
+        <w:numPr>
+          <w:ilvl w:val="0"/>
+          <w:numId w:val="11"/>
+        </w:numPr>
+      </w:pPr>
+      <w:r>
+        <w:lastRenderedPageBreak/>
+        <w:t>Spread out spawn points in Paper city.</w:t>
+      </w:r>
+    </w:p>
+    <w:p>
+      <w:pPr>
+        <w:pStyle w:val="ListParagraph"/>
+        <w:numPr>
+          <w:ilvl w:val="0"/>
+          <w:numId w:val="11"/>
+        </w:numPr>
+      </w:pPr>
+      <w:r>
+        <w:t>Added gas station to Cartoon city and added a 10</w:t>
+      </w:r>
+      <w:r>
+        <w:rPr>
+          <w:vertAlign w:val="superscript"/>
+        </w:rPr>
+        <w:t>th</w:t>
+      </w:r>
+      <w:r>
+        <w:t xml:space="preserve"> spawn point inside gas station</w:t>
       </w:r>
     </w:p>
     <w:p>
@@ -854,6 +985,232 @@
     </w:lvl>
   </w:abstractNum>
   <w:abstractNum w:abstractNumId="1" w15:restartNumberingAfterBreak="0">
+    <w:nsid w:val="1798684C"/>
+    <w:multiLevelType w:val="hybridMultilevel"/>
+    <w:tmpl w:val="D376FAF0"/>
+    <w:lvl w:ilvl="0" w:tplc="04090001">
+      <w:start w:val="1"/>
+      <w:numFmt w:val="bullet"/>
+      <w:lvlText w:val=""/>
+      <w:lvlJc w:val="left"/>
+      <w:pPr>
+        <w:ind w:left="1080" w:hanging="360"/>
+      </w:pPr>
+      <w:rPr>
+        <w:rFonts w:ascii="Symbol" w:hAnsi="Symbol" w:hint="default"/>
+      </w:rPr>
+    </w:lvl>
+    <w:lvl w:ilvl="1" w:tplc="04090003" w:tentative="1">
+      <w:start w:val="1"/>
+      <w:numFmt w:val="bullet"/>
+      <w:lvlText w:val="o"/>
+      <w:lvlJc w:val="left"/>
+      <w:pPr>
+        <w:ind w:left="1800" w:hanging="360"/>
+      </w:pPr>
+      <w:rPr>
+        <w:rFonts w:ascii="Courier New" w:hAnsi="Courier New" w:cs="Courier New" w:hint="default"/>
+      </w:rPr>
+    </w:lvl>
+    <w:lvl w:ilvl="2" w:tplc="04090005" w:tentative="1">
+      <w:start w:val="1"/>
+      <w:numFmt w:val="bullet"/>
+      <w:lvlText w:val=""/>
+      <w:lvlJc w:val="left"/>
+      <w:pPr>
+        <w:ind w:left="2520" w:hanging="360"/>
+      </w:pPr>
+      <w:rPr>
+        <w:rFonts w:ascii="Wingdings" w:hAnsi="Wingdings" w:hint="default"/>
+      </w:rPr>
+    </w:lvl>
+    <w:lvl w:ilvl="3" w:tplc="04090001" w:tentative="1">
+      <w:start w:val="1"/>
+      <w:numFmt w:val="bullet"/>
+      <w:lvlText w:val=""/>
+      <w:lvlJc w:val="left"/>
+      <w:pPr>
+        <w:ind w:left="3240" w:hanging="360"/>
+      </w:pPr>
+      <w:rPr>
+        <w:rFonts w:ascii="Symbol" w:hAnsi="Symbol" w:hint="default"/>
+      </w:rPr>
+    </w:lvl>
+    <w:lvl w:ilvl="4" w:tplc="04090003" w:tentative="1">
+      <w:start w:val="1"/>
+      <w:numFmt w:val="bullet"/>
+      <w:lvlText w:val="o"/>
+      <w:lvlJc w:val="left"/>
+      <w:pPr>
+        <w:ind w:left="3960" w:hanging="360"/>
+      </w:pPr>
+      <w:rPr>
+        <w:rFonts w:ascii="Courier New" w:hAnsi="Courier New" w:cs="Courier New" w:hint="default"/>
+      </w:rPr>
+    </w:lvl>
+    <w:lvl w:ilvl="5" w:tplc="04090005" w:tentative="1">
+      <w:start w:val="1"/>
+      <w:numFmt w:val="bullet"/>
+      <w:lvlText w:val=""/>
+      <w:lvlJc w:val="left"/>
+      <w:pPr>
+        <w:ind w:left="4680" w:hanging="360"/>
+      </w:pPr>
+      <w:rPr>
+        <w:rFonts w:ascii="Wingdings" w:hAnsi="Wingdings" w:hint="default"/>
+      </w:rPr>
+    </w:lvl>
+    <w:lvl w:ilvl="6" w:tplc="04090001" w:tentative="1">
+      <w:start w:val="1"/>
+      <w:numFmt w:val="bullet"/>
+      <w:lvlText w:val=""/>
+      <w:lvlJc w:val="left"/>
+      <w:pPr>
+        <w:ind w:left="5400" w:hanging="360"/>
+      </w:pPr>
+      <w:rPr>
+        <w:rFonts w:ascii="Symbol" w:hAnsi="Symbol" w:hint="default"/>
+      </w:rPr>
+    </w:lvl>
+    <w:lvl w:ilvl="7" w:tplc="04090003" w:tentative="1">
+      <w:start w:val="1"/>
+      <w:numFmt w:val="bullet"/>
+      <w:lvlText w:val="o"/>
+      <w:lvlJc w:val="left"/>
+      <w:pPr>
+        <w:ind w:left="6120" w:hanging="360"/>
+      </w:pPr>
+      <w:rPr>
+        <w:rFonts w:ascii="Courier New" w:hAnsi="Courier New" w:cs="Courier New" w:hint="default"/>
+      </w:rPr>
+    </w:lvl>
+    <w:lvl w:ilvl="8" w:tplc="04090005" w:tentative="1">
+      <w:start w:val="1"/>
+      <w:numFmt w:val="bullet"/>
+      <w:lvlText w:val=""/>
+      <w:lvlJc w:val="left"/>
+      <w:pPr>
+        <w:ind w:left="6840" w:hanging="360"/>
+      </w:pPr>
+      <w:rPr>
+        <w:rFonts w:ascii="Wingdings" w:hAnsi="Wingdings" w:hint="default"/>
+      </w:rPr>
+    </w:lvl>
+  </w:abstractNum>
+  <w:abstractNum w:abstractNumId="2" w15:restartNumberingAfterBreak="0">
+    <w:nsid w:val="31555031"/>
+    <w:multiLevelType w:val="hybridMultilevel"/>
+    <w:tmpl w:val="5DA291A4"/>
+    <w:lvl w:ilvl="0" w:tplc="04090001">
+      <w:start w:val="1"/>
+      <w:numFmt w:val="bullet"/>
+      <w:lvlText w:val=""/>
+      <w:lvlJc w:val="left"/>
+      <w:pPr>
+        <w:ind w:left="720" w:hanging="360"/>
+      </w:pPr>
+      <w:rPr>
+        <w:rFonts w:ascii="Symbol" w:hAnsi="Symbol" w:hint="default"/>
+      </w:rPr>
+    </w:lvl>
+    <w:lvl w:ilvl="1" w:tplc="04090003" w:tentative="1">
+      <w:start w:val="1"/>
+      <w:numFmt w:val="bullet"/>
+      <w:lvlText w:val="o"/>
+      <w:lvlJc w:val="left"/>
+      <w:pPr>
+        <w:ind w:left="1440" w:hanging="360"/>
+      </w:pPr>
+      <w:rPr>
+        <w:rFonts w:ascii="Courier New" w:hAnsi="Courier New" w:cs="Courier New" w:hint="default"/>
+      </w:rPr>
+    </w:lvl>
+    <w:lvl w:ilvl="2" w:tplc="04090005" w:tentative="1">
+      <w:start w:val="1"/>
+      <w:numFmt w:val="bullet"/>
+      <w:lvlText w:val=""/>
+      <w:lvlJc w:val="left"/>
+      <w:pPr>
+        <w:ind w:left="2160" w:hanging="360"/>
+      </w:pPr>
+      <w:rPr>
+        <w:rFonts w:ascii="Wingdings" w:hAnsi="Wingdings" w:hint="default"/>
+      </w:rPr>
+    </w:lvl>
+    <w:lvl w:ilvl="3" w:tplc="04090001" w:tentative="1">
+      <w:start w:val="1"/>
+      <w:numFmt w:val="bullet"/>
+      <w:lvlText w:val=""/>
+      <w:lvlJc w:val="left"/>
+      <w:pPr>
+        <w:ind w:left="2880" w:hanging="360"/>
+      </w:pPr>
+      <w:rPr>
+        <w:rFonts w:ascii="Symbol" w:hAnsi="Symbol" w:hint="default"/>
+      </w:rPr>
+    </w:lvl>
+    <w:lvl w:ilvl="4" w:tplc="04090003" w:tentative="1">
+      <w:start w:val="1"/>
+      <w:numFmt w:val="bullet"/>
+      <w:lvlText w:val="o"/>
+      <w:lvlJc w:val="left"/>
+      <w:pPr>
+        <w:ind w:left="3600" w:hanging="360"/>
+      </w:pPr>
+      <w:rPr>
+        <w:rFonts w:ascii="Courier New" w:hAnsi="Courier New" w:cs="Courier New" w:hint="default"/>
+      </w:rPr>
+    </w:lvl>
+    <w:lvl w:ilvl="5" w:tplc="04090005" w:tentative="1">
+      <w:start w:val="1"/>
+      <w:numFmt w:val="bullet"/>
+      <w:lvlText w:val=""/>
+      <w:lvlJc w:val="left"/>
+      <w:pPr>
+        <w:ind w:left="4320" w:hanging="360"/>
+      </w:pPr>
+      <w:rPr>
+        <w:rFonts w:ascii="Wingdings" w:hAnsi="Wingdings" w:hint="default"/>
+      </w:rPr>
+    </w:lvl>
+    <w:lvl w:ilvl="6" w:tplc="04090001" w:tentative="1">
+      <w:start w:val="1"/>
+      <w:numFmt w:val="bullet"/>
+      <w:lvlText w:val=""/>
+      <w:lvlJc w:val="left"/>
+      <w:pPr>
+        <w:ind w:left="5040" w:hanging="360"/>
+      </w:pPr>
+      <w:rPr>
+        <w:rFonts w:ascii="Symbol" w:hAnsi="Symbol" w:hint="default"/>
+      </w:rPr>
+    </w:lvl>
+    <w:lvl w:ilvl="7" w:tplc="04090003" w:tentative="1">
+      <w:start w:val="1"/>
+      <w:numFmt w:val="bullet"/>
+      <w:lvlText w:val="o"/>
+      <w:lvlJc w:val="left"/>
+      <w:pPr>
+        <w:ind w:left="5760" w:hanging="360"/>
+      </w:pPr>
+      <w:rPr>
+        <w:rFonts w:ascii="Courier New" w:hAnsi="Courier New" w:cs="Courier New" w:hint="default"/>
+      </w:rPr>
+    </w:lvl>
+    <w:lvl w:ilvl="8" w:tplc="04090005" w:tentative="1">
+      <w:start w:val="1"/>
+      <w:numFmt w:val="bullet"/>
+      <w:lvlText w:val=""/>
+      <w:lvlJc w:val="left"/>
+      <w:pPr>
+        <w:ind w:left="6480" w:hanging="360"/>
+      </w:pPr>
+      <w:rPr>
+        <w:rFonts w:ascii="Wingdings" w:hAnsi="Wingdings" w:hint="default"/>
+      </w:rPr>
+    </w:lvl>
+  </w:abstractNum>
+  <w:abstractNum w:abstractNumId="3" w15:restartNumberingAfterBreak="0">
     <w:nsid w:val="3447357C"/>
     <w:multiLevelType w:val="hybridMultilevel"/>
     <w:tmpl w:val="2F9E2A04"/>
@@ -966,7 +1323,7 @@
       </w:rPr>
     </w:lvl>
   </w:abstractNum>
-  <w:abstractNum w:abstractNumId="2" w15:restartNumberingAfterBreak="0">
+  <w:abstractNum w:abstractNumId="4" w15:restartNumberingAfterBreak="0">
     <w:nsid w:val="3F3E76D7"/>
     <w:multiLevelType w:val="hybridMultilevel"/>
     <w:tmpl w:val="B992CF6C"/>
@@ -1078,7 +1435,7 @@
       </w:rPr>
     </w:lvl>
   </w:abstractNum>
-  <w:abstractNum w:abstractNumId="3" w15:restartNumberingAfterBreak="0">
+  <w:abstractNum w:abstractNumId="5" w15:restartNumberingAfterBreak="0">
     <w:nsid w:val="470A01BC"/>
     <w:multiLevelType w:val="hybridMultilevel"/>
     <w:tmpl w:val="528ADFA2"/>
@@ -1190,7 +1547,7 @@
       </w:rPr>
     </w:lvl>
   </w:abstractNum>
-  <w:abstractNum w:abstractNumId="4" w15:restartNumberingAfterBreak="0">
+  <w:abstractNum w:abstractNumId="6" w15:restartNumberingAfterBreak="0">
     <w:nsid w:val="5A4E1A72"/>
     <w:multiLevelType w:val="hybridMultilevel"/>
     <w:tmpl w:val="96469962"/>
@@ -1303,7 +1660,7 @@
       </w:rPr>
     </w:lvl>
   </w:abstractNum>
-  <w:abstractNum w:abstractNumId="5" w15:restartNumberingAfterBreak="0">
+  <w:abstractNum w:abstractNumId="7" w15:restartNumberingAfterBreak="0">
     <w:nsid w:val="5AA70F72"/>
     <w:multiLevelType w:val="hybridMultilevel"/>
     <w:tmpl w:val="7924FACC"/>
@@ -1415,7 +1772,7 @@
       </w:rPr>
     </w:lvl>
   </w:abstractNum>
-  <w:abstractNum w:abstractNumId="6" w15:restartNumberingAfterBreak="0">
+  <w:abstractNum w:abstractNumId="8" w15:restartNumberingAfterBreak="0">
     <w:nsid w:val="5AC03C1A"/>
     <w:multiLevelType w:val="hybridMultilevel"/>
     <w:tmpl w:val="C876EAAC"/>
@@ -1528,7 +1885,7 @@
       </w:rPr>
     </w:lvl>
   </w:abstractNum>
-  <w:abstractNum w:abstractNumId="7" w15:restartNumberingAfterBreak="0">
+  <w:abstractNum w:abstractNumId="9" w15:restartNumberingAfterBreak="0">
     <w:nsid w:val="7B5C4045"/>
     <w:multiLevelType w:val="hybridMultilevel"/>
     <w:tmpl w:val="B69E6BF8"/>
@@ -1640,7 +1997,7 @@
       </w:rPr>
     </w:lvl>
   </w:abstractNum>
-  <w:abstractNum w:abstractNumId="8" w15:restartNumberingAfterBreak="0">
+  <w:abstractNum w:abstractNumId="10" w15:restartNumberingAfterBreak="0">
     <w:nsid w:val="7D3D51C6"/>
     <w:multiLevelType w:val="hybridMultilevel"/>
     <w:tmpl w:val="A2FE68DE"/>
@@ -1753,31 +2110,37 @@
     </w:lvl>
   </w:abstractNum>
   <w:num w:numId="1" w16cid:durableId="1607077232">
+    <w:abstractNumId w:val="9"/>
+  </w:num>
+  <w:num w:numId="2" w16cid:durableId="771319285">
+    <w:abstractNumId w:val="5"/>
+  </w:num>
+  <w:num w:numId="3" w16cid:durableId="464084150">
+    <w:abstractNumId w:val="10"/>
+  </w:num>
+  <w:num w:numId="4" w16cid:durableId="1108158925">
     <w:abstractNumId w:val="7"/>
   </w:num>
-  <w:num w:numId="2" w16cid:durableId="771319285">
+  <w:num w:numId="5" w16cid:durableId="58792519">
+    <w:abstractNumId w:val="4"/>
+  </w:num>
+  <w:num w:numId="6" w16cid:durableId="2027976232">
     <w:abstractNumId w:val="3"/>
   </w:num>
-  <w:num w:numId="3" w16cid:durableId="464084150">
-    <w:abstractNumId w:val="8"/>
-  </w:num>
-  <w:num w:numId="4" w16cid:durableId="1108158925">
-    <w:abstractNumId w:val="5"/>
-  </w:num>
-  <w:num w:numId="5" w16cid:durableId="58792519">
-    <w:abstractNumId w:val="2"/>
-  </w:num>
-  <w:num w:numId="6" w16cid:durableId="2027976232">
-    <w:abstractNumId w:val="1"/>
-  </w:num>
   <w:num w:numId="7" w16cid:durableId="1543783510">
-    <w:abstractNumId w:val="4"/>
+    <w:abstractNumId w:val="6"/>
   </w:num>
   <w:num w:numId="8" w16cid:durableId="1201743222">
-    <w:abstractNumId w:val="6"/>
+    <w:abstractNumId w:val="8"/>
   </w:num>
   <w:num w:numId="9" w16cid:durableId="1229339544">
     <w:abstractNumId w:val="0"/>
+  </w:num>
+  <w:num w:numId="10" w16cid:durableId="471100713">
+    <w:abstractNumId w:val="1"/>
+  </w:num>
+  <w:num w:numId="11" w16cid:durableId="1427382781">
+    <w:abstractNumId w:val="2"/>
   </w:num>
 </w:numbering>
 </file>

--- a/Version tracker.docx
+++ b/Version tracker.docx
@@ -204,15 +204,7 @@
         </w:numPr>
       </w:pPr>
       <w:r>
-        <w:t xml:space="preserve">Interchangeable disabled in inspector for each map button. Added reference to this button in </w:t>
-      </w:r>
-      <w:proofErr w:type="spellStart"/>
-      <w:r>
-        <w:t>MenuManager</w:t>
-      </w:r>
-      <w:proofErr w:type="spellEnd"/>
-      <w:r>
-        <w:t xml:space="preserve"> script so it is not set to interchangeable until after connected to master</w:t>
+        <w:t>Interchangeable disabled in inspector for each map button. Added reference to this button in MenuManager script so it is not set to interchangeable until after connected to master</w:t>
       </w:r>
     </w:p>
     <w:p>
@@ -274,15 +266,7 @@
         </w:numPr>
       </w:pPr>
       <w:r>
-        <w:t xml:space="preserve">Updated CSV import to allow commas in answers if there </w:t>
-      </w:r>
-      <w:proofErr w:type="gramStart"/>
-      <w:r>
-        <w:t>is</w:t>
-      </w:r>
-      <w:proofErr w:type="gramEnd"/>
-      <w:r>
-        <w:t xml:space="preserve"> quotes. </w:t>
+        <w:t xml:space="preserve">Updated CSV import to allow commas in answers if there is quotes. </w:t>
       </w:r>
     </w:p>
     <w:p>
@@ -405,15 +389,8 @@
         <w:t xml:space="preserve">added </w:t>
       </w:r>
       <w:r>
-        <w:t xml:space="preserve">code so players </w:t>
-      </w:r>
-      <w:proofErr w:type="spellStart"/>
-      <w:proofErr w:type="gramStart"/>
-      <w:r>
-        <w:t>cant</w:t>
-      </w:r>
-      <w:proofErr w:type="spellEnd"/>
-      <w:proofErr w:type="gramEnd"/>
+        <w:t>code so players cant</w:t>
+      </w:r>
       <w:r>
         <w:t xml:space="preserve"> shoot themselves (attempt to fix random death bug)</w:t>
       </w:r>
@@ -507,13 +484,8 @@
           <w:numId w:val="7"/>
         </w:numPr>
       </w:pPr>
-      <w:proofErr w:type="spellStart"/>
-      <w:r>
-        <w:t>Killfeed</w:t>
-      </w:r>
-      <w:proofErr w:type="spellEnd"/>
-      <w:r>
-        <w:t xml:space="preserve"> now shows overtop of trivia screen</w:t>
+      <w:r>
+        <w:t>Killfeed now shows overtop of trivia screen</w:t>
       </w:r>
     </w:p>
     <w:p>
@@ -539,13 +511,8 @@
       <w:r>
         <w:t xml:space="preserve">Added </w:t>
       </w:r>
-      <w:proofErr w:type="spellStart"/>
-      <w:r>
-        <w:t>NotoSerifCJKsc</w:t>
-      </w:r>
-      <w:proofErr w:type="spellEnd"/>
-      <w:r>
-        <w:t>-Regular SDF</w:t>
+      <w:r>
+        <w:t>NotoSerifCJKsc-Regular SDF</w:t>
       </w:r>
       <w:r>
         <w:t xml:space="preserve"> font to question box so Chinese characters appear</w:t>
@@ -582,15 +549,7 @@
         </w:numPr>
       </w:pPr>
       <w:r>
-        <w:t>LAN functionality introduced (</w:t>
-      </w:r>
-      <w:proofErr w:type="spellStart"/>
-      <w:r>
-        <w:t>Netcode</w:t>
-      </w:r>
-      <w:proofErr w:type="spellEnd"/>
-      <w:r>
-        <w:t xml:space="preserve"> for Game Objects)</w:t>
+        <w:t>LAN functionality introduced (Netcode for Game Objects)</w:t>
       </w:r>
       <w:r>
         <w:t>. Many bugs to still work out</w:t>
@@ -852,6 +811,35 @@
       </w:r>
       <w:r>
         <w:t xml:space="preserve"> spawn point inside gas station</w:t>
+      </w:r>
+    </w:p>
+    <w:p>
+      <w:r>
+        <w:t>V0.7.5</w:t>
+      </w:r>
+    </w:p>
+    <w:p>
+      <w:pPr>
+        <w:pStyle w:val="ListParagraph"/>
+        <w:numPr>
+          <w:ilvl w:val="0"/>
+          <w:numId w:val="12"/>
+        </w:numPr>
+      </w:pPr>
+      <w:r>
+        <w:t>Teams game mode introduced</w:t>
+      </w:r>
+    </w:p>
+    <w:p>
+      <w:pPr>
+        <w:pStyle w:val="ListParagraph"/>
+        <w:numPr>
+          <w:ilvl w:val="0"/>
+          <w:numId w:val="12"/>
+        </w:numPr>
+      </w:pPr>
+      <w:r>
+        <w:t>Points awarded for correct answer changed to 0. Wrong answer still -10</w:t>
       </w:r>
     </w:p>
     <w:p>
@@ -1998,6 +1986,119 @@
     </w:lvl>
   </w:abstractNum>
   <w:abstractNum w:abstractNumId="10" w15:restartNumberingAfterBreak="0">
+    <w:nsid w:val="7B925C1A"/>
+    <w:multiLevelType w:val="hybridMultilevel"/>
+    <w:tmpl w:val="4EDEF8E8"/>
+    <w:lvl w:ilvl="0" w:tplc="04090001">
+      <w:start w:val="1"/>
+      <w:numFmt w:val="bullet"/>
+      <w:lvlText w:val=""/>
+      <w:lvlJc w:val="left"/>
+      <w:pPr>
+        <w:ind w:left="720" w:hanging="360"/>
+      </w:pPr>
+      <w:rPr>
+        <w:rFonts w:ascii="Symbol" w:hAnsi="Symbol" w:hint="default"/>
+      </w:rPr>
+    </w:lvl>
+    <w:lvl w:ilvl="1" w:tplc="04090003" w:tentative="1">
+      <w:start w:val="1"/>
+      <w:numFmt w:val="bullet"/>
+      <w:lvlText w:val="o"/>
+      <w:lvlJc w:val="left"/>
+      <w:pPr>
+        <w:ind w:left="1440" w:hanging="360"/>
+      </w:pPr>
+      <w:rPr>
+        <w:rFonts w:ascii="Courier New" w:hAnsi="Courier New" w:cs="Courier New" w:hint="default"/>
+      </w:rPr>
+    </w:lvl>
+    <w:lvl w:ilvl="2" w:tplc="04090005" w:tentative="1">
+      <w:start w:val="1"/>
+      <w:numFmt w:val="bullet"/>
+      <w:lvlText w:val=""/>
+      <w:lvlJc w:val="left"/>
+      <w:pPr>
+        <w:ind w:left="2160" w:hanging="360"/>
+      </w:pPr>
+      <w:rPr>
+        <w:rFonts w:ascii="Wingdings" w:hAnsi="Wingdings" w:hint="default"/>
+      </w:rPr>
+    </w:lvl>
+    <w:lvl w:ilvl="3" w:tplc="04090001" w:tentative="1">
+      <w:start w:val="1"/>
+      <w:numFmt w:val="bullet"/>
+      <w:lvlText w:val=""/>
+      <w:lvlJc w:val="left"/>
+      <w:pPr>
+        <w:ind w:left="2880" w:hanging="360"/>
+      </w:pPr>
+      <w:rPr>
+        <w:rFonts w:ascii="Symbol" w:hAnsi="Symbol" w:hint="default"/>
+      </w:rPr>
+    </w:lvl>
+    <w:lvl w:ilvl="4" w:tplc="04090003" w:tentative="1">
+      <w:start w:val="1"/>
+      <w:numFmt w:val="bullet"/>
+      <w:lvlText w:val="o"/>
+      <w:lvlJc w:val="left"/>
+      <w:pPr>
+        <w:ind w:left="3600" w:hanging="360"/>
+      </w:pPr>
+      <w:rPr>
+        <w:rFonts w:ascii="Courier New" w:hAnsi="Courier New" w:cs="Courier New" w:hint="default"/>
+      </w:rPr>
+    </w:lvl>
+    <w:lvl w:ilvl="5" w:tplc="04090005" w:tentative="1">
+      <w:start w:val="1"/>
+      <w:numFmt w:val="bullet"/>
+      <w:lvlText w:val=""/>
+      <w:lvlJc w:val="left"/>
+      <w:pPr>
+        <w:ind w:left="4320" w:hanging="360"/>
+      </w:pPr>
+      <w:rPr>
+        <w:rFonts w:ascii="Wingdings" w:hAnsi="Wingdings" w:hint="default"/>
+      </w:rPr>
+    </w:lvl>
+    <w:lvl w:ilvl="6" w:tplc="04090001" w:tentative="1">
+      <w:start w:val="1"/>
+      <w:numFmt w:val="bullet"/>
+      <w:lvlText w:val=""/>
+      <w:lvlJc w:val="left"/>
+      <w:pPr>
+        <w:ind w:left="5040" w:hanging="360"/>
+      </w:pPr>
+      <w:rPr>
+        <w:rFonts w:ascii="Symbol" w:hAnsi="Symbol" w:hint="default"/>
+      </w:rPr>
+    </w:lvl>
+    <w:lvl w:ilvl="7" w:tplc="04090003" w:tentative="1">
+      <w:start w:val="1"/>
+      <w:numFmt w:val="bullet"/>
+      <w:lvlText w:val="o"/>
+      <w:lvlJc w:val="left"/>
+      <w:pPr>
+        <w:ind w:left="5760" w:hanging="360"/>
+      </w:pPr>
+      <w:rPr>
+        <w:rFonts w:ascii="Courier New" w:hAnsi="Courier New" w:cs="Courier New" w:hint="default"/>
+      </w:rPr>
+    </w:lvl>
+    <w:lvl w:ilvl="8" w:tplc="04090005" w:tentative="1">
+      <w:start w:val="1"/>
+      <w:numFmt w:val="bullet"/>
+      <w:lvlText w:val=""/>
+      <w:lvlJc w:val="left"/>
+      <w:pPr>
+        <w:ind w:left="6480" w:hanging="360"/>
+      </w:pPr>
+      <w:rPr>
+        <w:rFonts w:ascii="Wingdings" w:hAnsi="Wingdings" w:hint="default"/>
+      </w:rPr>
+    </w:lvl>
+  </w:abstractNum>
+  <w:abstractNum w:abstractNumId="11" w15:restartNumberingAfterBreak="0">
     <w:nsid w:val="7D3D51C6"/>
     <w:multiLevelType w:val="hybridMultilevel"/>
     <w:tmpl w:val="A2FE68DE"/>
@@ -2116,7 +2217,7 @@
     <w:abstractNumId w:val="5"/>
   </w:num>
   <w:num w:numId="3" w16cid:durableId="464084150">
-    <w:abstractNumId w:val="10"/>
+    <w:abstractNumId w:val="11"/>
   </w:num>
   <w:num w:numId="4" w16cid:durableId="1108158925">
     <w:abstractNumId w:val="7"/>
@@ -2141,6 +2242,9 @@
   </w:num>
   <w:num w:numId="11" w16cid:durableId="1427382781">
     <w:abstractNumId w:val="2"/>
+  </w:num>
+  <w:num w:numId="12" w16cid:durableId="1805344150">
+    <w:abstractNumId w:val="10"/>
   </w:num>
 </w:numbering>
 </file>
